--- a/信息可视化/Output/教案/教案_第7周_大师逆向工程与项目启航.docx
+++ b/信息可视化/Output/教案/教案_第7周_大师逆向工程与项目启航.docx
@@ -1537,7 +1537,7 @@
                 <w:kern w:val="0"/>
                 <w:sz w:val="24"/>
               </w:rPr>
-              <w:t xml:space="preserve">【教学组织】【上半场：鉴赏与理论反刍】</w:t>
+              <w:t xml:space="preserve">教学组织上半场：鉴赏与理论反刍</w:t>
             </w:r>
           </w:p>
           <w:p>
@@ -1637,7 +1637,7 @@
                 <w:kern w:val="0"/>
                 <w:sz w:val="24"/>
               </w:rPr>
-              <w:t xml:space="preserve">【教学方法】理论讲授、逆向工程赏析、项目制学习、互评研讨</w:t>
+              <w:t xml:space="preserve">教学方法理论讲授、逆向工程赏析、项目制学习、互评研讨</w:t>
             </w:r>
           </w:p>
           <w:p>
@@ -1657,7 +1657,7 @@
                 <w:kern w:val="0"/>
                 <w:sz w:val="24"/>
               </w:rPr>
-              <w:t xml:space="preserve">【时间安排】约135分钟（3.0理论学时）</w:t>
+              <w:t xml:space="preserve">时间安排约135分钟（3.0理论学时）</w:t>
             </w:r>
           </w:p>
           <w:p>
@@ -1677,7 +1677,7 @@
                 <w:kern w:val="0"/>
                 <w:sz w:val="24"/>
               </w:rPr>
-              <w:t xml:space="preserve">【课堂思考】</w:t>
+              <w:t xml:space="preserve">课堂思考</w:t>
             </w:r>
           </w:p>
           <w:p>
@@ -1697,7 +1697,7 @@
                 <w:kern w:val="0"/>
                 <w:sz w:val="24"/>
               </w:rPr>
-              <w:t xml:space="preserve">【课程思政融入点】以中国文化保护与生态治理数据为载体，培养社会责任感与家国情怀</w:t>
+              <w:t xml:space="preserve">课程思政融入点以中国文化保护与生态治理数据为载体，培养社会责任感与家国情怀</w:t>
             </w:r>
           </w:p>
         </w:tc>
@@ -1810,7 +1810,7 @@
                 <w:kern w:val="0"/>
                 <w:sz w:val="24"/>
               </w:rPr>
-              <w:t xml:space="preserve">【教学组织】【下半场：项目启航与 Critique】</w:t>
+              <w:t xml:space="preserve">教学组织下半场：项目启航与 Critique</w:t>
             </w:r>
           </w:p>
           <w:p>
@@ -1920,7 +1920,7 @@
                 <w:kern w:val="0"/>
                 <w:sz w:val="24"/>
               </w:rPr>
-              <w:t xml:space="preserve">【教学方法】理论讲授、逆向工程赏析、项目制学习、互评研讨</w:t>
+              <w:t xml:space="preserve">教学方法理论讲授、逆向工程赏析、项目制学习、互评研讨</w:t>
             </w:r>
           </w:p>
           <w:p>
@@ -1942,7 +1942,7 @@
                 <w:kern w:val="0"/>
                 <w:sz w:val="24"/>
               </w:rPr>
-              <w:t xml:space="preserve">【时间安排】约90分钟（2.0实践学时）</w:t>
+              <w:t xml:space="preserve">时间安排约90分钟（2.0实践学时）</w:t>
             </w:r>
           </w:p>
           <w:p>
@@ -1964,7 +1964,7 @@
                 <w:kern w:val="0"/>
                 <w:sz w:val="24"/>
               </w:rPr>
-              <w:t xml:space="preserve">【课堂思考】</w:t>
+              <w:t xml:space="preserve">课堂思考</w:t>
             </w:r>
           </w:p>
         </w:tc>
